--- a/projeto/resultados_preliminares_esalq_afonso_brandao_222_v2.docx
+++ b/projeto/resultados_preliminares_esalq_afonso_brandao_222_v2.docx
@@ -56,7 +56,15 @@
         <w:t xml:space="preserve"> </w:t>
       </w:r>
       <w:r>
-        <w:t>Ricardo Franceli Da Silva</w:t>
+        <w:t xml:space="preserve">Ricardo </w:t>
+      </w:r>
+      <w:proofErr w:type="spellStart"/>
+      <w:r>
+        <w:t>Franceli</w:t>
+      </w:r>
+      <w:proofErr w:type="spellEnd"/>
+      <w:r>
+        <w:t xml:space="preserve"> Da Silva</w:t>
       </w:r>
       <w:r>
         <w:rPr>
@@ -101,7 +109,36 @@
           <w:sz w:val="18"/>
           <w:szCs w:val="18"/>
         </w:rPr>
-        <w:t>Faculdade de Computação e Informática – Universidade Presbiteriana Mackenze – Doutorando do Programa de Engenharia Elétrica e Computação</w:t>
+        <w:t xml:space="preserve">Faculdade de Computação e Informática – Universidade </w:t>
+      </w:r>
+      <w:r>
+        <w:rPr>
+          <w:sz w:val="18"/>
+          <w:szCs w:val="18"/>
+          <w:u w:val="single"/>
+        </w:rPr>
+        <w:t>Presbiteriana</w:t>
+      </w:r>
+      <w:r>
+        <w:rPr>
+          <w:sz w:val="18"/>
+          <w:szCs w:val="18"/>
+        </w:rPr>
+        <w:t xml:space="preserve"> Mackenz</w:t>
+      </w:r>
+      <w:r>
+        <w:rPr>
+          <w:sz w:val="18"/>
+          <w:szCs w:val="18"/>
+        </w:rPr>
+        <w:t>i</w:t>
+      </w:r>
+      <w:r>
+        <w:rPr>
+          <w:sz w:val="18"/>
+          <w:szCs w:val="18"/>
+        </w:rPr>
+        <w:t>e – Doutorando do Programa de Engenharia Elétrica e Computação</w:t>
       </w:r>
       <w:r>
         <w:rPr>
@@ -935,7 +972,31 @@
         <w:spacing w:line="360" w:lineRule="auto"/>
       </w:pPr>
       <w:r>
-        <w:t>Se o professor é "dono" do módulo e é competente no assunto (F_{ij} = 1), multiplicamos a confiança desse professor no assunto (C_{ij}) pelo valor de F_{ij}.</w:t>
+        <w:t>Se o professor é "dono" do módulo e é competente no assunto (F_{</w:t>
+      </w:r>
+      <w:proofErr w:type="spellStart"/>
+      <w:r>
+        <w:t>ij</w:t>
+      </w:r>
+      <w:proofErr w:type="spellEnd"/>
+      <w:r>
+        <w:t>} = 1), multiplicamos a confiança desse professor no assunto (C_{</w:t>
+      </w:r>
+      <w:proofErr w:type="spellStart"/>
+      <w:r>
+        <w:t>ij</w:t>
+      </w:r>
+      <w:proofErr w:type="spellEnd"/>
+      <w:r>
+        <w:t>}) pelo valor de F_{</w:t>
+      </w:r>
+      <w:proofErr w:type="spellStart"/>
+      <w:r>
+        <w:t>ij</w:t>
+      </w:r>
+      <w:proofErr w:type="spellEnd"/>
+      <w:r>
+        <w:t>}.</w:t>
       </w:r>
     </w:p>
     <w:p>
@@ -1429,7 +1490,63 @@
         <w:rPr>
           <w:bCs/>
         </w:rPr>
-        <w:t>No módulo 5, por exemplo, docentes com diferentes especializações foram alocados, incluindo "docente_v," "docente_h," "docente_a," e "docente_j." Isso reflete a capacidade do algoritmo genético em encontrar soluções que promovam a diversificação das habilidades dos professores, atendendo ao objetivo de expandir suas competências.</w:t>
+        <w:t>No módulo 5, por exemplo, docentes com diferentes especializações foram alocados, incluindo "</w:t>
+      </w:r>
+      <w:proofErr w:type="spellStart"/>
+      <w:r>
+        <w:rPr>
+          <w:bCs/>
+        </w:rPr>
+        <w:t>docente_v</w:t>
+      </w:r>
+      <w:proofErr w:type="spellEnd"/>
+      <w:r>
+        <w:rPr>
+          <w:bCs/>
+        </w:rPr>
+        <w:t>," "</w:t>
+      </w:r>
+      <w:proofErr w:type="spellStart"/>
+      <w:r>
+        <w:rPr>
+          <w:bCs/>
+        </w:rPr>
+        <w:t>docente_h</w:t>
+      </w:r>
+      <w:proofErr w:type="spellEnd"/>
+      <w:r>
+        <w:rPr>
+          <w:bCs/>
+        </w:rPr>
+        <w:t>," "</w:t>
+      </w:r>
+      <w:proofErr w:type="spellStart"/>
+      <w:r>
+        <w:rPr>
+          <w:bCs/>
+        </w:rPr>
+        <w:t>docente_a</w:t>
+      </w:r>
+      <w:proofErr w:type="spellEnd"/>
+      <w:r>
+        <w:rPr>
+          <w:bCs/>
+        </w:rPr>
+        <w:t>," e "</w:t>
+      </w:r>
+      <w:proofErr w:type="spellStart"/>
+      <w:r>
+        <w:rPr>
+          <w:bCs/>
+        </w:rPr>
+        <w:t>docente_j</w:t>
+      </w:r>
+      <w:proofErr w:type="spellEnd"/>
+      <w:r>
+        <w:rPr>
+          <w:bCs/>
+        </w:rPr>
+        <w:t>." Isso reflete a capacidade do algoritmo genético em encontrar soluções que promovam a diversificação das habilidades dos professores, atendendo ao objetivo de expandir suas competências.</w:t>
       </w:r>
     </w:p>
     <w:p>
@@ -1444,7 +1561,105 @@
         <w:rPr>
           <w:bCs/>
         </w:rPr>
-        <w:t>O módulo 6 também apresenta uma alocação variada de professores, incluindo "docente_j," "docente_a," "docente_v," e "docente_h." Observamos que "docente_a" e "docente_j" estão presentes em módulos diferentes dos quais eram especialistas no início, o que sugere uma maior flexibilidade e adaptabilidade dos professores às no-vas demandas de ensino.</w:t>
+        <w:t>O módulo 6 também apresenta uma alocação variada de professores, incluindo "</w:t>
+      </w:r>
+      <w:proofErr w:type="spellStart"/>
+      <w:r>
+        <w:rPr>
+          <w:bCs/>
+        </w:rPr>
+        <w:t>docente_j</w:t>
+      </w:r>
+      <w:proofErr w:type="spellEnd"/>
+      <w:r>
+        <w:rPr>
+          <w:bCs/>
+        </w:rPr>
+        <w:t>," "</w:t>
+      </w:r>
+      <w:proofErr w:type="spellStart"/>
+      <w:r>
+        <w:rPr>
+          <w:bCs/>
+        </w:rPr>
+        <w:t>docente_a</w:t>
+      </w:r>
+      <w:proofErr w:type="spellEnd"/>
+      <w:r>
+        <w:rPr>
+          <w:bCs/>
+        </w:rPr>
+        <w:t>," "</w:t>
+      </w:r>
+      <w:proofErr w:type="spellStart"/>
+      <w:r>
+        <w:rPr>
+          <w:bCs/>
+        </w:rPr>
+        <w:t>docente_v</w:t>
+      </w:r>
+      <w:proofErr w:type="spellEnd"/>
+      <w:r>
+        <w:rPr>
+          <w:bCs/>
+        </w:rPr>
+        <w:t>," e "</w:t>
+      </w:r>
+      <w:proofErr w:type="spellStart"/>
+      <w:r>
+        <w:rPr>
+          <w:bCs/>
+        </w:rPr>
+        <w:t>docente_h</w:t>
+      </w:r>
+      <w:proofErr w:type="spellEnd"/>
+      <w:r>
+        <w:rPr>
+          <w:bCs/>
+        </w:rPr>
+        <w:t>." Observamos que "</w:t>
+      </w:r>
+      <w:proofErr w:type="spellStart"/>
+      <w:r>
+        <w:rPr>
+          <w:bCs/>
+        </w:rPr>
+        <w:t>docente_a</w:t>
+      </w:r>
+      <w:proofErr w:type="spellEnd"/>
+      <w:r>
+        <w:rPr>
+          <w:bCs/>
+        </w:rPr>
+        <w:t>" e "</w:t>
+      </w:r>
+      <w:proofErr w:type="spellStart"/>
+      <w:r>
+        <w:rPr>
+          <w:bCs/>
+        </w:rPr>
+        <w:t>docente_j</w:t>
+      </w:r>
+      <w:proofErr w:type="spellEnd"/>
+      <w:r>
+        <w:rPr>
+          <w:bCs/>
+        </w:rPr>
+        <w:t xml:space="preserve">" estão presentes em módulos diferentes dos quais eram especialistas no início, o que sugere uma maior flexibilidade e adaptabilidade dos professores às </w:t>
+      </w:r>
+      <w:proofErr w:type="spellStart"/>
+      <w:r>
+        <w:rPr>
+          <w:bCs/>
+        </w:rPr>
+        <w:t>no-vas</w:t>
+      </w:r>
+      <w:proofErr w:type="spellEnd"/>
+      <w:r>
+        <w:rPr>
+          <w:bCs/>
+        </w:rPr>
+        <w:t xml:space="preserve"> demandas de ensino.</w:t>
       </w:r>
     </w:p>
     <w:p>
@@ -1459,7 +1674,49 @@
         <w:rPr>
           <w:bCs/>
         </w:rPr>
-        <w:t>Já no módulo 7, "docente_j," "docente_a," e "docente_v" estão presentes, indicando uma alocação que mantém a maioria dos professores em módulos diferentes de suas especializações iniciais. Isso reflete a busca por equilíbrio entre a manutenção das competências "dona" dos módulos e a promoção da diversificação.</w:t>
+        <w:t>Já no módulo 7, "</w:t>
+      </w:r>
+      <w:proofErr w:type="spellStart"/>
+      <w:r>
+        <w:rPr>
+          <w:bCs/>
+        </w:rPr>
+        <w:t>docente_j</w:t>
+      </w:r>
+      <w:proofErr w:type="spellEnd"/>
+      <w:r>
+        <w:rPr>
+          <w:bCs/>
+        </w:rPr>
+        <w:t>," "</w:t>
+      </w:r>
+      <w:proofErr w:type="spellStart"/>
+      <w:r>
+        <w:rPr>
+          <w:bCs/>
+        </w:rPr>
+        <w:t>docente_a</w:t>
+      </w:r>
+      <w:proofErr w:type="spellEnd"/>
+      <w:r>
+        <w:rPr>
+          <w:bCs/>
+        </w:rPr>
+        <w:t>," e "</w:t>
+      </w:r>
+      <w:proofErr w:type="spellStart"/>
+      <w:r>
+        <w:rPr>
+          <w:bCs/>
+        </w:rPr>
+        <w:t>docente_v</w:t>
+      </w:r>
+      <w:proofErr w:type="spellEnd"/>
+      <w:r>
+        <w:rPr>
+          <w:bCs/>
+        </w:rPr>
+        <w:t>" estão presentes, indicando uma alocação que mantém a maioria dos professores em módulos diferentes de suas especializações iniciais. Isso reflete a busca por equilíbrio entre a manutenção das competências "dona" dos módulos e a promoção da diversificação.</w:t>
       </w:r>
     </w:p>
     <w:p>
@@ -1474,7 +1731,35 @@
         <w:rPr>
           <w:bCs/>
         </w:rPr>
-        <w:t xml:space="preserve">No módulo 8, observamos que "docente_v" e "docente_a" estão presentes em diversas alocações, indicando uma concentração de suas habilidades em diferentes módulos. Essa concentração pode ser explicada pela otimização da função de fitness, que busca maximizar a confiança nas alocações. </w:t>
+        <w:t>No módulo 8, observamos que "</w:t>
+      </w:r>
+      <w:proofErr w:type="spellStart"/>
+      <w:r>
+        <w:rPr>
+          <w:bCs/>
+        </w:rPr>
+        <w:t>docente_v</w:t>
+      </w:r>
+      <w:proofErr w:type="spellEnd"/>
+      <w:r>
+        <w:rPr>
+          <w:bCs/>
+        </w:rPr>
+        <w:t>" e "</w:t>
+      </w:r>
+      <w:proofErr w:type="spellStart"/>
+      <w:r>
+        <w:rPr>
+          <w:bCs/>
+        </w:rPr>
+        <w:t>docente_a</w:t>
+      </w:r>
+      <w:proofErr w:type="spellEnd"/>
+      <w:r>
+        <w:rPr>
+          <w:bCs/>
+        </w:rPr>
+        <w:t xml:space="preserve">" estão presentes em diversas alocações, indicando uma concentração de suas habilidades em diferentes módulos. Essa concentração pode ser explicada pela otimização da função de fitness, que busca maximizar a confiança nas alocações. </w:t>
       </w:r>
     </w:p>
     <w:p>
@@ -1661,11 +1946,47 @@
           <w:bCs/>
         </w:rPr>
       </w:pPr>
-      <w:r>
-        <w:rPr>
-          <w:bCs/>
-        </w:rPr>
-        <w:t>docente_a: No cenário "Antes", o professor docente_a representava apro-ximadamente 26,4% das alocações, enquanto no cenário "Depois", esse percentual aumentou para cerca de 35,8%. Houve um aumento notável no uso deste professor.</w:t>
+      <w:proofErr w:type="spellStart"/>
+      <w:r>
+        <w:rPr>
+          <w:bCs/>
+        </w:rPr>
+        <w:t>docente_a</w:t>
+      </w:r>
+      <w:proofErr w:type="spellEnd"/>
+      <w:r>
+        <w:rPr>
+          <w:bCs/>
+        </w:rPr>
+        <w:t xml:space="preserve">: No cenário "Antes", o professor </w:t>
+      </w:r>
+      <w:proofErr w:type="spellStart"/>
+      <w:r>
+        <w:rPr>
+          <w:bCs/>
+        </w:rPr>
+        <w:t>docente_a</w:t>
+      </w:r>
+      <w:proofErr w:type="spellEnd"/>
+      <w:r>
+        <w:rPr>
+          <w:bCs/>
+        </w:rPr>
+        <w:t xml:space="preserve"> representava </w:t>
+      </w:r>
+      <w:proofErr w:type="spellStart"/>
+      <w:r>
+        <w:rPr>
+          <w:bCs/>
+        </w:rPr>
+        <w:t>apro-ximadamente</w:t>
+      </w:r>
+      <w:proofErr w:type="spellEnd"/>
+      <w:r>
+        <w:rPr>
+          <w:bCs/>
+        </w:rPr>
+        <w:t xml:space="preserve"> 26,4% das alocações, enquanto no cenário "Depois", esse percentual aumentou para cerca de 35,8%. Houve um aumento notável no uso deste professor.</w:t>
       </w:r>
     </w:p>
     <w:p>
@@ -1680,11 +2001,47 @@
           <w:bCs/>
         </w:rPr>
       </w:pPr>
-      <w:r>
-        <w:rPr>
-          <w:bCs/>
-        </w:rPr>
-        <w:t>docente_j: No cenário "Antes", o professor docente_j também representava cerca de 26,4% das alocações, e no cenário "Depois", esse percentual dimi-nuiu ligeiramente para aproximadamente 34,0%. Houve uma redução no uso deste professor.</w:t>
+      <w:proofErr w:type="spellStart"/>
+      <w:r>
+        <w:rPr>
+          <w:bCs/>
+        </w:rPr>
+        <w:t>docente_j</w:t>
+      </w:r>
+      <w:proofErr w:type="spellEnd"/>
+      <w:r>
+        <w:rPr>
+          <w:bCs/>
+        </w:rPr>
+        <w:t xml:space="preserve">: No cenário "Antes", o professor </w:t>
+      </w:r>
+      <w:proofErr w:type="spellStart"/>
+      <w:r>
+        <w:rPr>
+          <w:bCs/>
+        </w:rPr>
+        <w:t>docente_j</w:t>
+      </w:r>
+      <w:proofErr w:type="spellEnd"/>
+      <w:r>
+        <w:rPr>
+          <w:bCs/>
+        </w:rPr>
+        <w:t xml:space="preserve"> também representava cerca de 26,4% das alocações, e no cenário "Depois", esse percentual </w:t>
+      </w:r>
+      <w:proofErr w:type="spellStart"/>
+      <w:r>
+        <w:rPr>
+          <w:bCs/>
+        </w:rPr>
+        <w:t>dimi-nuiu</w:t>
+      </w:r>
+      <w:proofErr w:type="spellEnd"/>
+      <w:r>
+        <w:rPr>
+          <w:bCs/>
+        </w:rPr>
+        <w:t xml:space="preserve"> ligeiramente para aproximadamente 34,0%. Houve uma redução no uso deste professor.</w:t>
       </w:r>
     </w:p>
     <w:p>
@@ -1699,11 +2056,47 @@
           <w:bCs/>
         </w:rPr>
       </w:pPr>
-      <w:r>
-        <w:rPr>
-          <w:bCs/>
-        </w:rPr>
-        <w:t>docente_h: O professor docente_h, que representava cerca de 24,5% das alocações no cenário "Antes", teve uma diminuição no percentual de aloca-ções, chegando a aproximadamente 20,8% no cenário "Depois".</w:t>
+      <w:proofErr w:type="spellStart"/>
+      <w:r>
+        <w:rPr>
+          <w:bCs/>
+        </w:rPr>
+        <w:t>docente_h</w:t>
+      </w:r>
+      <w:proofErr w:type="spellEnd"/>
+      <w:r>
+        <w:rPr>
+          <w:bCs/>
+        </w:rPr>
+        <w:t xml:space="preserve">: O professor </w:t>
+      </w:r>
+      <w:proofErr w:type="spellStart"/>
+      <w:r>
+        <w:rPr>
+          <w:bCs/>
+        </w:rPr>
+        <w:t>docente_h</w:t>
+      </w:r>
+      <w:proofErr w:type="spellEnd"/>
+      <w:r>
+        <w:rPr>
+          <w:bCs/>
+        </w:rPr>
+        <w:t xml:space="preserve">, que representava cerca de 24,5% das alocações no cenário "Antes", teve uma diminuição no percentual de </w:t>
+      </w:r>
+      <w:proofErr w:type="spellStart"/>
+      <w:r>
+        <w:rPr>
+          <w:bCs/>
+        </w:rPr>
+        <w:t>aloca-ções</w:t>
+      </w:r>
+      <w:proofErr w:type="spellEnd"/>
+      <w:r>
+        <w:rPr>
+          <w:bCs/>
+        </w:rPr>
+        <w:t>, chegando a aproximadamente 20,8% no cenário "Depois".</w:t>
       </w:r>
     </w:p>
     <w:p>
@@ -1718,12 +2111,34 @@
           <w:bCs/>
         </w:rPr>
       </w:pPr>
+      <w:proofErr w:type="spellStart"/>
       <w:r>
         <w:rPr>
           <w:bCs/>
         </w:rPr>
         <w:lastRenderedPageBreak/>
-        <w:t>docente_v: O professor docente_v, que inicialmente representava cerca de 22,6% das alocações no cenário "Antes", teve uma diminuição significativa no uso, chegando a cerca de 9,4% no cenário "Depois".</w:t>
+        <w:t>docente_v</w:t>
+      </w:r>
+      <w:proofErr w:type="spellEnd"/>
+      <w:r>
+        <w:rPr>
+          <w:bCs/>
+        </w:rPr>
+        <w:t xml:space="preserve">: O professor </w:t>
+      </w:r>
+      <w:proofErr w:type="spellStart"/>
+      <w:r>
+        <w:rPr>
+          <w:bCs/>
+        </w:rPr>
+        <w:t>docente_v</w:t>
+      </w:r>
+      <w:proofErr w:type="spellEnd"/>
+      <w:r>
+        <w:rPr>
+          <w:bCs/>
+        </w:rPr>
+        <w:t>, que inicialmente representava cerca de 22,6% das alocações no cenário "Antes", teve uma diminuição significativa no uso, chegando a cerca de 9,4% no cenário "Depois".</w:t>
       </w:r>
     </w:p>
     <w:p>
@@ -1859,7 +2274,21 @@
         <w:rPr>
           <w:lang w:val="pt-BR"/>
         </w:rPr>
-        <w:t>Rocha, Wyctor Fogos da. "Revisão bibliográfica do uso de inteligência artificial na indústria nacional brasileira e regional do Espírito Santo." (2023).</w:t>
+        <w:t xml:space="preserve">Rocha, </w:t>
+      </w:r>
+      <w:proofErr w:type="spellStart"/>
+      <w:r>
+        <w:rPr>
+          <w:lang w:val="pt-BR"/>
+        </w:rPr>
+        <w:t>Wyctor</w:t>
+      </w:r>
+      <w:proofErr w:type="spellEnd"/>
+      <w:r>
+        <w:rPr>
+          <w:lang w:val="pt-BR"/>
+        </w:rPr>
+        <w:t xml:space="preserve"> Fogos da. "Revisão bibliográfica do uso de inteligência artificial na indústria nacional brasileira e regional do Espírito Santo." (2023).</w:t>
       </w:r>
     </w:p>
     <w:p>
@@ -1890,7 +2319,35 @@
         <w:rPr>
           <w:lang w:val="pt-BR"/>
         </w:rPr>
-        <w:t>Ribeiro, Iasmim Cruz, and José Braz de Araujo. "Competências coletivas nos projetos da área de tecnologia da informação: uma revisão sistemática da literatura." Revista de Gestão e Projetos 14.1 (2023): 219-271.</w:t>
+        <w:t xml:space="preserve">Ribeiro, Iasmim Cruz, </w:t>
+      </w:r>
+      <w:proofErr w:type="spellStart"/>
+      <w:r>
+        <w:rPr>
+          <w:lang w:val="pt-BR"/>
+        </w:rPr>
+        <w:t>and</w:t>
+      </w:r>
+      <w:proofErr w:type="spellEnd"/>
+      <w:r>
+        <w:rPr>
+          <w:lang w:val="pt-BR"/>
+        </w:rPr>
+        <w:t xml:space="preserve"> José Braz de </w:t>
+      </w:r>
+      <w:proofErr w:type="spellStart"/>
+      <w:r>
+        <w:rPr>
+          <w:lang w:val="pt-BR"/>
+        </w:rPr>
+        <w:t>Araujo</w:t>
+      </w:r>
+      <w:proofErr w:type="spellEnd"/>
+      <w:r>
+        <w:rPr>
+          <w:lang w:val="pt-BR"/>
+        </w:rPr>
+        <w:t>. "Competências coletivas nos projetos da área de tecnologia da informação: uma revisão sistemática da literatura." Revista de Gestão e Projetos 14.1 (2023): 219-271.</w:t>
       </w:r>
     </w:p>
     <w:p>
